--- a/Actividades/Actividad_3.docx
+++ b/Actividades/Actividad_3.docx
@@ -154,6 +154,11 @@
           <w:highlight w:val="none"/>
         </w:rPr>
       </w:r>
+      <w:r>
+        <w:rPr>
+          <w:highlight w:val="none"/>
+        </w:rPr>
+      </w:r>
     </w:p>
     <w:p>
       <w:pPr>
@@ -971,12 +976,13 @@
         <w:jc w:val="center"/>
         <w:rPr/>
       </w:pPr>
+      <w:r/>
       <w:r>
         <mc:AlternateContent>
           <mc:Choice Requires="wpg">
             <w:drawing>
               <wp:inline xmlns:wp="http://schemas.openxmlformats.org/drawingml/2006/wordprocessingDrawing" distT="0" distB="0" distL="0" distR="0">
-                <wp:extent cx="5715000" cy="962025"/>
+                <wp:extent cx="5971540" cy="1400977"/>
                 <wp:effectExtent l="0" t="0" r="0" b="0"/>
                 <wp:docPr id="13" name=""/>
                 <wp:cNvGraphicFramePr>
@@ -986,7 +992,7 @@
                   <a:graphicData uri="http://schemas.openxmlformats.org/drawingml/2006/picture">
                     <pic:pic xmlns:pic="http://schemas.openxmlformats.org/drawingml/2006/picture">
                       <pic:nvPicPr>
-                        <pic:cNvPr id="1985299128" name="" descr=""/>
+                        <pic:cNvPr id="373104159" name=""/>
                         <pic:cNvPicPr>
                           <a:picLocks noChangeAspect="1"/>
                         </pic:cNvPicPr>
@@ -999,7 +1005,7 @@
                       <pic:spPr bwMode="auto">
                         <a:xfrm>
                           <a:off x="0" y="0"/>
-                          <a:ext cx="5715000" cy="962024"/>
+                          <a:ext cx="5971539" cy="1400976"/>
                         </a:xfrm>
                         <a:prstGeom prst="rect">
                           <a:avLst/>
@@ -1032,7 +1038,7 @@
                 <v:path o:extrusionok="f" gradientshapeok="t" o:connecttype="rect"/>
                 <o:lock v:ext="edit" aspectratio="t"/>
               </v:shapetype>
-              <v:shape id="_x0000_i26" o:spid="_x0000_s26" type="#_x0000_t75" style="width:450.00pt;height:75.75pt;mso-wrap-distance-left:0.00pt;mso-wrap-distance-top:0.00pt;mso-wrap-distance-right:0.00pt;mso-wrap-distance-bottom:0.00pt;z-index:1;" stroked="false">
+              <v:shape id="_x0000_i26" o:spid="_x0000_s26" type="#_x0000_t75" style="width:470.20pt;height:110.31pt;mso-wrap-distance-left:0.00pt;mso-wrap-distance-top:0.00pt;mso-wrap-distance-right:0.00pt;mso-wrap-distance-bottom:0.00pt;z-index:1;" stroked="false">
                 <v:imagedata r:id="rId22" o:title=""/>
                 <o:lock v:ext="edit" rotation="t"/>
               </v:shape>
@@ -1040,6 +1046,7 @@
           </mc:Fallback>
         </mc:AlternateContent>
       </w:r>
+      <w:r/>
       <w:r/>
     </w:p>
     <w:p>

--- a/Actividades/Actividad_3.docx
+++ b/Actividades/Actividad_3.docx
@@ -132,7 +132,7 @@
         <w:t xml:space="preserve"> </w:t>
       </w:r>
       <w:r>
-        <w:t xml:space="preserve"> y un actor no humano, el proceso automático de recordatorios, que dispara notificaciones por WhatsApp sin intervención directa de un usuario. El siguiente diagrama de casos de uso general resume las 11 funcionalidades identificadas (RF01–RF11) y qué actor interactúa con cada una, incluyendo las relaciones «include» (una funcionalidad que siempre requiere de otra) y «extend» (una funcionalidad opcional que amplía a otra).</w:t>
+        <w:t xml:space="preserve"> y un actor no humano, el proceso automático de recordatorios, que dispara notificaciones por WhatsApp sin intervención directa de un usuario. El siguiente diagrama de casos de uso general resume las 10 funcionalidades identificadas (RF01–RF10) y qué actor interactúa con cada una, incluyendo las relaciones «include» (una funcionalidad que siempre requiere de otra) y «extend» (una funcionalidad opcional que amplía a otra).</w:t>
       </w:r>
     </w:p>
     <w:p>
@@ -210,7 +210,7 @@
     </w:p>
     <w:p>
       <w:r>
-        <w:t>Este diagrama describe cómo se mueve la información desde que un paciente o la auxiliar inician el agendamiento, hasta que la cita queda reflejada en los reportes administrativos. Se resalta la validación de disponibilidad (RF01, RF03, RF04), el registro centralizado (RF08), el envío de recordatorios (RF05) y la bifurcación según la respuesta del paciente (confirmar, cancelar o reprogramar — RF06 y RF07).</w:t>
+        <w:t>Este diagrama describe cómo se mueve la información desde que un paciente o la auxiliar inician el agendamiento, hasta que la cita queda reflejada en los reportes administrativos. Se resalta la validación de disponibilidad (RF01, RF03, RF04), el registro centralizado (RF08), el envío de recordatorios (RF05) y la bifurcación según la respuesta del paciente (confirmar, cancelar o reprogramar — RF06).</w:t>
       </w:r>
     </w:p>
     <w:p>
@@ -380,7 +380,7 @@
     </w:p>
     <w:p>
       <w:r>
-        <w:t>El modelo de clases organiza el dominio del sistema en siete clases principales. Usuario centraliza la autenticación y se asocia a un Rol (odontólogo, auxiliar o paciente), lo que sustenta el control de acceso definido en RF09. Odontólogo hereda de Usuario cuando requiere iniciar sesión para gestionar su propia agenda (RF03, RF10). Paciente y Odontólogo se relacionan con Cita en una relación de muchos a uno cada uno, reflejando que cada cita pertenece exactamente a un paciente y a un odontólogo, pero cada uno de ellos puede tener muchas citas. Cita concentra la lógica de negocio más sensible del sistema (confirmar, cancelar, reprogramar y calcular las horas restantes para aplicar la regla de las 12 horas de RF07). Recordatorio se asocia a una Cita para registrar el envío del mensaje de WhatsApp (RF05), y ReporteAdministrativo consume los datos de Cita sin almacenarlos, ya que sus resultados se calculan bajo demanda (RF11).</w:t>
+        <w:t>El modelo de clases organiza el dominio del sistema en siete clases principales. Usuario centraliza la autenticación y se asocia a un Rol (odontólogo, auxiliar o paciente), lo que sustenta el control de acceso definido en RF09. Odontólogo hereda de Usuario cuando requiere iniciar sesión para gestionar su propia agenda (RF03). Paciente y Odontólogo se relacionan con Cita en una relación de muchos a uno cada uno, reflejando que cada cita pertenece exactamente a un paciente y a un odontólogo, pero cada uno de ellos puede tener muchas citas. Cita concentra la lógica de negocio más sensible del sistema (confirmar, cancelar y reprogramar, según RF06). Recordatorio se asocia a una Cita para registrar el envío del mensaje de WhatsApp (RF05), y ReporteAdministrativo consume los datos de Cita sin almacenarlos, ya que sus resultados se calculan bajo demanda (RF10).</w:t>
       </w:r>
     </w:p>
     <w:p>
@@ -531,7 +531,7 @@
         <w:t>Angular</w:t>
       </w:r>
       <w:r>
-        <w:t xml:space="preserve"> desplegada en Vercel, que se comunica mediante peticiones REST/HTTPS con un backend en Spring Boot desplegado en Render. El backend gestiona la persistencia contra una base de datos PostgreSQL alojada en Neon, y se integra con la WhatsApp Business API para el envío de recordatorios (RF05) y la recepción de respuestas de confirmación, cancelación o reprogramación (RF06, RF07).</w:t>
+        <w:t xml:space="preserve"> desplegada en Vercel, que se comunica mediante peticiones REST/HTTPS con un backend en Spring Boot desplegado en Render. El backend gestiona la persistencia contra una base de datos PostgreSQL alojada en Neon, y se integra con la WhatsApp Business API para el envío de recordatorios (RF05) y la recepción de respuestas de confirmación, cancelación o reprogramación (RF06).</w:t>
       </w:r>
     </w:p>
     <w:p>

--- a/Actividades/Actividad_3.docx
+++ b/Actividades/Actividad_3.docx
@@ -380,7 +380,7 @@
     </w:p>
     <w:p>
       <w:r>
-        <w:t>El modelo de clases organiza el dominio del sistema en siete clases principales. Usuario centraliza la autenticación y se asocia a un Rol (odontólogo, auxiliar o paciente), lo que sustenta el control de acceso definido en RF09. Odontólogo hereda de Usuario cuando requiere iniciar sesión para gestionar su propia agenda (RF03). Paciente y Odontólogo se relacionan con Cita en una relación de muchos a uno cada uno, reflejando que cada cita pertenece exactamente a un paciente y a un odontólogo, pero cada uno de ellos puede tener muchas citas. Cita concentra la lógica de negocio más sensible del sistema (confirmar, cancelar y reprogramar, según RF06). Recordatorio se asocia a una Cita para registrar el envío del mensaje de WhatsApp (RF05), y ReporteAdministrativo consume los datos de Cita sin almacenarlos, ya que sus resultados se calculan bajo demanda (RF10).</w:t>
+        <w:t>El modelo de clases organiza el dominio del sistema en siete clases principales. Usuario centraliza la autenticación del personal y se asocia a un Rol (odontólogo o auxiliar), lo que sustenta el control de acceso definido en RF09. Paciente no es un usuario: se identifica por su teléfono y gestiona su cita con el enlace personal que recibe en el recordatorio. Odontólogo hereda de Usuario cuando requiere iniciar sesión para gestionar su propia agenda (RF03). Paciente y Odontólogo se relacionan con Cita en una relación de muchos a uno cada uno, reflejando que cada cita pertenece exactamente a un paciente y a un odontólogo, pero cada uno de ellos puede tener muchas citas. Cita concentra la lógica de negocio más sensible del sistema (confirmar, cancelar y reprogramar, según RF06). Recordatorio se asocia a una Cita para registrar el envío del mensaje de WhatsApp (RF05), y ReporteAdministrativo consume los datos de Cita sin almacenarlos, ya que sus resultados se calculan bajo demanda (RF10).</w:t>
       </w:r>
     </w:p>
     <w:p>
